--- a/en/scientists/CV/Word/Karimi_Saadat_CV_EN.docx
+++ b/en/scientists/CV/Word/Karimi_Saadat_CV_EN.docx
@@ -501,7 +501,7 @@
           <w:sz w:val="21"/>
           <w:szCs w:val="21"/>
         </w:rPr>
-        <w:t>Saadat Karimi is a senior lecturer and course manager at the University of Borås, with a permanent appointment from January 2021, and a university lecturer at the University of Gothenburg from January 2016. The CV heading gives the degree PhD. From 1993 to 1999 he was a doctoral student, and from 1996 to 1999 a senior researcher and lecturer, at the Institute of Mathematics and Mechanics of the Azerbaijan National Academy of Sciences. He has also taught at the Royal Institute of Technology in Stockholm and at Umeå University, where he was responsible for national mathematics tests. The CV lists books, chapters, and symposium papers, mostly on Azerbaijani history, literature, and education.</w:t>
+        <w:t>Saadat Karimi is a senior lecturer and course manager at the University of Borås, with a permanent appointment from January 2021, and a university lecturer at the University of Gothenburg from January 2016. Holds a PhD. From 1993 to 1999 he was a doctoral student, and from 1996 to 1999 a senior researcher and lecturer, at the Institute of Mathematics and Mechanics of the Azerbaijan National Academy of Sciences. He has also taught at the Royal Institute of Technology in Stockholm and at Umeå University, where he was responsible for national mathematics tests. Published books, chapters, and symposium papers, mostly on Azerbaijani history, literature, and education.</w:t>
       </w:r>
     </w:p>
     <w:p>
